--- a/sv/doc_templates/evenement.docx
+++ b/sv/doc_templates/evenement.docx
@@ -7,7 +7,7 @@
         <w:pStyle w:val="Titre1"/>
         <w:numPr>
           <w:ilvl w:val="0"/>
-          <w:numId w:val="2"/>
+          <w:numId w:val="1"/>
         </w:numPr>
         <w:spacing w:before="240" w:after="120"/>
         <w:jc w:val="center"/>
@@ -31,7 +31,7 @@
         <w:pStyle w:val="Titre1"/>
         <w:numPr>
           <w:ilvl w:val="0"/>
-          <w:numId w:val="2"/>
+          <w:numId w:val="1"/>
         </w:numPr>
         <w:bidi w:val="0"/>
         <w:spacing w:before="240" w:after="120"/>
@@ -88,7 +88,7 @@
         <w:pStyle w:val="Titre4"/>
         <w:numPr>
           <w:ilvl w:val="3"/>
-          <w:numId w:val="2"/>
+          <w:numId w:val="1"/>
         </w:numPr>
         <w:bidi w:val="0"/>
         <w:jc w:val="center"/>
@@ -222,6 +222,46 @@
       </w:pPr>
       <w:r>
         <w:rPr/>
+        <w:t>Déclaré AC : {% if object.</w:t>
+      </w:r>
+      <w:r>
+        <w:rPr/>
+        <w:t>is_</w:t>
+      </w:r>
+      <w:bookmarkStart w:id="1" w:name="__DdeLink__317_2209456026"/>
+      <w:r>
+        <w:rPr/>
+        <w:t>ac_notified</w:t>
+      </w:r>
+      <w:bookmarkEnd w:id="1"/>
+      <w:r>
+        <w:rPr/>
+        <w:t xml:space="preserve"> == True %} Oui {% elif object.</w:t>
+      </w:r>
+      <w:r>
+        <w:rPr/>
+        <w:t>is_</w:t>
+      </w:r>
+      <w:r>
+        <w:rPr/>
+        <w:t>ac_notified =</w:t>
+      </w:r>
+      <w:r>
+        <w:rPr/>
+        <w:t xml:space="preserve">= </w:t>
+      </w:r>
+      <w:r>
+        <w:rPr/>
+        <w:t xml:space="preserve"> False%}Non {% endif%}</w:t>
+      </w:r>
+    </w:p>
+    <w:p>
+      <w:pPr>
+        <w:pStyle w:val="Corpsdetexte"/>
+        <w:rPr/>
+      </w:pPr>
+      <w:r>
+        <w:rPr/>
       </w:r>
     </w:p>
     <w:p>
@@ -229,7 +269,7 @@
         <w:pStyle w:val="Titre4"/>
         <w:numPr>
           <w:ilvl w:val="3"/>
-          <w:numId w:val="2"/>
+          <w:numId w:val="1"/>
         </w:numPr>
         <w:bidi w:val="0"/>
         <w:jc w:val="center"/>
@@ -304,7 +344,7 @@
         <w:pStyle w:val="Titre4"/>
         <w:numPr>
           <w:ilvl w:val="3"/>
-          <w:numId w:val="2"/>
+          <w:numId w:val="1"/>
         </w:numPr>
         <w:bidi w:val="0"/>
         <w:jc w:val="center"/>
@@ -342,19 +382,7 @@
         <w:rPr>
           <w:rStyle w:val="Citation"/>
         </w:rPr>
-        <w:t>{{p detection</w:t>
-      </w:r>
-      <w:r>
-        <w:rPr>
-          <w:rStyle w:val="Citation"/>
-        </w:rPr>
-        <w:t>s</w:t>
-      </w:r>
-      <w:r>
-        <w:rPr>
-          <w:rStyle w:val="Citation"/>
-        </w:rPr>
-        <w:t xml:space="preserve"> }}</w:t>
+        <w:t>{{p detections }}</w:t>
       </w:r>
     </w:p>
     <w:p>
@@ -405,12 +433,23 @@
     </w:p>
     <w:p>
       <w:pPr>
+        <w:pStyle w:val="Corpsdetexte"/>
+        <w:bidi w:val="0"/>
+        <w:rPr/>
+      </w:pPr>
+      <w:r>
+        <w:rPr/>
+      </w:r>
+    </w:p>
+    <w:p>
+      <w:pPr>
         <w:pStyle w:val="Titre4"/>
         <w:numPr>
           <w:ilvl w:val="3"/>
-          <w:numId w:val="2"/>
+          <w:numId w:val="1"/>
         </w:numPr>
         <w:bidi w:val="0"/>
+        <w:jc w:val="center"/>
         <w:rPr/>
       </w:pPr>
       <w:r>
@@ -423,7 +462,7 @@
         <w:pStyle w:val="Lignehorizontale"/>
         <w:numPr>
           <w:ilvl w:val="0"/>
-          <w:numId w:val="2"/>
+          <w:numId w:val="1"/>
         </w:numPr>
         <w:bidi w:val="0"/>
         <w:rPr/>
@@ -437,7 +476,7 @@
         <w:pStyle w:val="Corpsdetexte"/>
         <w:numPr>
           <w:ilvl w:val="0"/>
-          <w:numId w:val="2"/>
+          <w:numId w:val="1"/>
         </w:numPr>
         <w:rPr/>
       </w:pPr>
@@ -455,7 +494,7 @@
         <w:pStyle w:val="Corpsdetexte"/>
         <w:numPr>
           <w:ilvl w:val="0"/>
-          <w:numId w:val="2"/>
+          <w:numId w:val="1"/>
         </w:numPr>
         <w:rPr/>
       </w:pPr>
@@ -465,12 +504,17 @@
           <w:i w:val="false"/>
           <w:iCs w:val="false"/>
         </w:rPr>
-        <w:t>Détections hors zone infestée : {{ object.fiche_zone_delimitee.detections_hors_zone_infestee or '-' }}</w:t>
-      </w:r>
-    </w:p>
-    <w:p>
-      <w:pPr>
-        <w:pStyle w:val="Corpsdetexte"/>
+        <w:t>Détections hors zone infestée : {{ detections_hors_zone_infestee or '-' }}</w:t>
+      </w:r>
+    </w:p>
+    <w:p>
+      <w:pPr>
+        <w:pStyle w:val="Normal"/>
+        <w:numPr>
+          <w:ilvl w:val="0"/>
+          <w:numId w:val="0"/>
+        </w:numPr>
+        <w:ind w:left="0" w:hanging="0"/>
         <w:rPr>
           <w:rStyle w:val="Citation"/>
           <w:rFonts w:ascii="JetBrains Mono" w:hAnsi="JetBrains Mono"/>
@@ -484,76 +528,14 @@
         </w:rPr>
       </w:pPr>
       <w:r>
-        <w:rPr/>
-      </w:r>
-    </w:p>
-    <w:p>
-      <w:pPr>
-        <w:pStyle w:val="Normal"/>
-        <w:rPr/>
-      </w:pPr>
-      <w:r>
-        <w:rPr>
-          <w:rStyle w:val="Citation"/>
-        </w:rPr>
-        <w:t>{</w:t>
-      </w:r>
-      <w:r>
-        <w:rPr/>
-        <w:t xml:space="preserve">% for zone_infestee, detections in </w:t>
-      </w:r>
-      <w:bookmarkStart w:id="1" w:name="__DdeLink__4876_122182529"/>
-      <w:r>
-        <w:rPr/>
-        <w:t>zones_infestees</w:t>
-      </w:r>
-      <w:bookmarkEnd w:id="1"/>
-      <w:r>
-        <w:rPr/>
-        <w:t xml:space="preserve"> %}</w:t>
-      </w:r>
-    </w:p>
-    <w:p>
-      <w:pPr>
-        <w:pStyle w:val="Normal"/>
-        <w:rPr>
-          <w:rStyle w:val="Citation"/>
+        <w:rPr>
           <w:rFonts w:ascii="JetBrains Mono" w:hAnsi="JetBrains Mono"/>
           <w:b w:val="false"/>
-          <w:b w:val="false"/>
-          <w:i w:val="false"/>
           <w:i w:val="false"/>
           <w:iCs w:val="false"/>
           <w:color w:val="BCBEC4"/>
           <w:sz w:val="24"/>
         </w:rPr>
-      </w:pPr>
-      <w:r>
-        <w:rPr/>
-      </w:r>
-    </w:p>
-    <w:p>
-      <w:pPr>
-        <w:pStyle w:val="Normal"/>
-        <w:numPr>
-          <w:ilvl w:val="0"/>
-          <w:numId w:val="0"/>
-        </w:numPr>
-        <w:ind w:left="0" w:hanging="0"/>
-        <w:rPr>
-          <w:rStyle w:val="Citation"/>
-          <w:rFonts w:ascii="JetBrains Mono" w:hAnsi="JetBrains Mono"/>
-          <w:b w:val="false"/>
-          <w:b w:val="false"/>
-          <w:i w:val="false"/>
-          <w:i w:val="false"/>
-          <w:iCs w:val="false"/>
-          <w:color w:val="BCBEC4"/>
-          <w:sz w:val="24"/>
-        </w:rPr>
-      </w:pPr>
-      <w:r>
-        <w:rPr/>
       </w:r>
     </w:p>
     <w:p>
@@ -589,6 +571,53 @@
         </w:rPr>
       </w:pPr>
       <w:r>
+        <w:rPr>
+          <w:rFonts w:cs="" w:asciiTheme="minorHAnsi" w:cstheme="minorHAnsi" w:hAnsiTheme="minorHAnsi"/>
+          <w:sz w:val="20"/>
+          <w:szCs w:val="20"/>
+        </w:rPr>
+      </w:r>
+    </w:p>
+    <w:p>
+      <w:pPr>
+        <w:pStyle w:val="Normal"/>
+        <w:rPr>
+          <w:rFonts w:cs="" w:asciiTheme="minorHAnsi" w:cstheme="minorHAnsi" w:hAnsiTheme="minorHAnsi"/>
+          <w:sz w:val="20"/>
+          <w:szCs w:val="20"/>
+        </w:rPr>
+      </w:pPr>
+      <w:r>
+        <w:rPr>
+          <w:rStyle w:val="Citation"/>
+        </w:rPr>
+        <w:t>{</w:t>
+      </w:r>
+      <w:r>
+        <w:rPr/>
+        <w:t xml:space="preserve">% for zone_infestee, detections in </w:t>
+      </w:r>
+      <w:bookmarkStart w:id="2" w:name="__DdeLink__4876_122182529"/>
+      <w:r>
+        <w:rPr/>
+        <w:t>zones_infestees</w:t>
+      </w:r>
+      <w:bookmarkEnd w:id="2"/>
+      <w:r>
+        <w:rPr/>
+        <w:t xml:space="preserve"> %}</w:t>
+      </w:r>
+    </w:p>
+    <w:p>
+      <w:pPr>
+        <w:pStyle w:val="Normal"/>
+        <w:rPr>
+          <w:rFonts w:cs="" w:asciiTheme="minorHAnsi" w:cstheme="minorHAnsi" w:hAnsiTheme="minorHAnsi"/>
+          <w:sz w:val="20"/>
+          <w:szCs w:val="20"/>
+        </w:rPr>
+      </w:pPr>
+      <w:r>
         <w:rPr/>
       </w:r>
     </w:p>
@@ -682,9 +711,88 @@
     </w:p>
     <w:p>
       <w:pPr>
+        <w:pStyle w:val="LigneH2"/>
+        <w:rPr>
+          <w:rFonts w:cs="" w:asciiTheme="minorHAnsi" w:cstheme="minorHAnsi" w:hAnsiTheme="minorHAnsi"/>
+          <w:sz w:val="20"/>
+          <w:szCs w:val="20"/>
+        </w:rPr>
+      </w:pPr>
+      <w:r>
+        <w:rPr>
+          <w:rFonts w:cs="" w:asciiTheme="minorHAnsi" w:cstheme="minorHAnsi" w:hAnsiTheme="minorHAnsi"/>
+          <w:sz w:val="20"/>
+          <w:szCs w:val="20"/>
+        </w:rPr>
+      </w:r>
+    </w:p>
+    <w:p>
+      <w:pPr>
         <w:pStyle w:val="Corpsdetexte"/>
         <w:bidi w:val="0"/>
         <w:jc w:val="left"/>
+        <w:rPr>
+          <w:rFonts w:cs="" w:asciiTheme="minorHAnsi" w:cstheme="minorHAnsi" w:hAnsiTheme="minorHAnsi"/>
+          <w:sz w:val="20"/>
+          <w:szCs w:val="20"/>
+        </w:rPr>
+      </w:pPr>
+      <w:r>
+        <w:rPr>
+          <w:rStyle w:val="Citation"/>
+          <w:rFonts w:eastAsia="Noto Serif CJK SC" w:cs="" w:asciiTheme="minorHAnsi" w:cstheme="minorHAnsi" w:hAnsiTheme="minorHAnsi"/>
+          <w:color w:val="auto"/>
+          <w:kern w:val="2"/>
+          <w:sz w:val="20"/>
+          <w:szCs w:val="20"/>
+          <w:lang w:val="fr-FR" w:eastAsia="zh-CN" w:bidi="hi-IN"/>
+        </w:rPr>
+        <w:t>{% endfor %}</w:t>
+      </w:r>
+    </w:p>
+    <w:p>
+      <w:pPr>
+        <w:pStyle w:val="Titre4"/>
+        <w:numPr>
+          <w:ilvl w:val="0"/>
+          <w:numId w:val="0"/>
+        </w:numPr>
+        <w:ind w:left="0" w:hanging="0"/>
+        <w:jc w:val="center"/>
+        <w:rPr>
+          <w:sz w:val="20"/>
+          <w:szCs w:val="20"/>
+        </w:rPr>
+      </w:pPr>
+      <w:r>
+        <w:rPr>
+          <w:rFonts w:cs="" w:asciiTheme="minorHAnsi" w:cstheme="minorHAnsi" w:hAnsiTheme="minorHAnsi"/>
+          <w:sz w:val="20"/>
+          <w:szCs w:val="20"/>
+        </w:rPr>
+        <w:t>Zone tampon</w:t>
+      </w:r>
+    </w:p>
+    <w:p>
+      <w:pPr>
+        <w:pStyle w:val="Lignehorizontale"/>
+        <w:rPr>
+          <w:rFonts w:cs="" w:asciiTheme="minorHAnsi" w:cstheme="minorHAnsi" w:hAnsiTheme="minorHAnsi"/>
+          <w:sz w:val="20"/>
+          <w:szCs w:val="20"/>
+        </w:rPr>
+      </w:pPr>
+      <w:r>
+        <w:rPr>
+          <w:rFonts w:cs="" w:asciiTheme="minorHAnsi" w:cstheme="minorHAnsi" w:hAnsiTheme="minorHAnsi"/>
+          <w:sz w:val="20"/>
+          <w:szCs w:val="20"/>
+        </w:rPr>
+      </w:r>
+    </w:p>
+    <w:p>
+      <w:pPr>
+        <w:pStyle w:val="Corpsdetexte"/>
         <w:rPr>
           <w:rFonts w:cs="" w:asciiTheme="minorHAnsi" w:cstheme="minorHAnsi" w:hAnsiTheme="minorHAnsi"/>
           <w:sz w:val="20"/>
@@ -700,69 +808,12 @@
           <w:szCs w:val="24"/>
           <w:lang w:val="fr-FR" w:eastAsia="zh-CN" w:bidi="hi-IN"/>
         </w:rPr>
-        <w:t>{% endfor %}</w:t>
-      </w:r>
-    </w:p>
-    <w:p>
-      <w:pPr>
-        <w:pStyle w:val="Titre4"/>
-        <w:numPr>
-          <w:ilvl w:val="0"/>
-          <w:numId w:val="0"/>
-        </w:numPr>
-        <w:ind w:left="0" w:hanging="0"/>
-        <w:jc w:val="center"/>
-        <w:rPr>
-          <w:sz w:val="20"/>
-          <w:szCs w:val="20"/>
-        </w:rPr>
-      </w:pPr>
-      <w:r>
-        <w:rPr>
-          <w:rFonts w:cs="" w:asciiTheme="minorHAnsi" w:cstheme="minorHAnsi" w:hAnsiTheme="minorHAnsi"/>
-          <w:sz w:val="20"/>
-          <w:szCs w:val="20"/>
-        </w:rPr>
-        <w:t>Zone tampon</w:t>
-      </w:r>
-    </w:p>
-    <w:p>
-      <w:pPr>
-        <w:pStyle w:val="Lignehorizontale"/>
-        <w:rPr>
-          <w:rFonts w:cs="" w:asciiTheme="minorHAnsi" w:cstheme="minorHAnsi" w:hAnsiTheme="minorHAnsi"/>
-          <w:sz w:val="20"/>
-          <w:szCs w:val="20"/>
-        </w:rPr>
-      </w:pPr>
-      <w:r>
-        <w:rPr/>
-      </w:r>
-    </w:p>
-    <w:p>
-      <w:pPr>
-        <w:pStyle w:val="Corpsdetexte"/>
-        <w:rPr>
-          <w:rFonts w:cs="" w:asciiTheme="minorHAnsi" w:cstheme="minorHAnsi" w:hAnsiTheme="minorHAnsi"/>
-          <w:sz w:val="20"/>
-          <w:szCs w:val="20"/>
-        </w:rPr>
-      </w:pPr>
-      <w:r>
-        <w:rPr>
-          <w:rFonts w:eastAsia="Noto Serif CJK SC" w:cs="Lohit Devanagari"/>
-          <w:color w:val="auto"/>
-          <w:kern w:val="2"/>
-          <w:sz w:val="24"/>
-          <w:szCs w:val="24"/>
+        <w:t>Rayon ta</w:t>
+      </w:r>
+      <w:r>
+        <w:rPr>
           <w:lang w:val="fr-FR" w:eastAsia="zh-CN" w:bidi="hi-IN"/>
         </w:rPr>
-        <w:t>Rayon ta</w:t>
-      </w:r>
-      <w:r>
-        <w:rPr>
-          <w:lang w:val="fr-FR" w:eastAsia="zh-CN" w:bidi="hi-IN"/>
-        </w:rPr>
         <w:t xml:space="preserve">mpon réglementaire ou arbitré : </w:t>
       </w:r>
       <w:r>
@@ -794,7 +845,11 @@
         </w:rPr>
       </w:pPr>
       <w:r>
-        <w:rPr/>
+        <w:rPr>
+          <w:rFonts w:cs="" w:asciiTheme="minorHAnsi" w:cstheme="minorHAnsi" w:hAnsiTheme="minorHAnsi"/>
+          <w:sz w:val="20"/>
+          <w:szCs w:val="20"/>
+        </w:rPr>
       </w:r>
     </w:p>
     <w:p>
@@ -809,7 +864,11 @@
         </w:rPr>
       </w:pPr>
       <w:r>
-        <w:rPr/>
+        <w:rPr>
+          <w:rFonts w:cs="" w:asciiTheme="minorHAnsi" w:cstheme="minorHAnsi" w:hAnsiTheme="minorHAnsi"/>
+          <w:sz w:val="20"/>
+          <w:szCs w:val="20"/>
+        </w:rPr>
       </w:r>
     </w:p>
     <w:p>
@@ -849,7 +908,7 @@
         <w:pStyle w:val="Titre4"/>
         <w:numPr>
           <w:ilvl w:val="3"/>
-          <w:numId w:val="2"/>
+          <w:numId w:val="1"/>
         </w:numPr>
         <w:bidi w:val="0"/>
         <w:spacing w:before="0" w:after="140"/>
@@ -938,20 +997,21 @@
         </w:tabs>
         <w:ind w:left="0" w:hanging="0"/>
       </w:pPr>
+      <w:rPr/>
     </w:lvl>
     <w:lvl w:ilvl="1">
       <w:start w:val="1"/>
-      <w:pStyle w:val="Titre2"/>
-      <w:numFmt w:val="none"/>
-      <w:suff w:val="nothing"/>
-      <w:lvlText w:val=""/>
-      <w:lvlJc w:val="left"/>
-      <w:pPr>
-        <w:tabs>
-          <w:tab w:val="num" w:pos="0"/>
-        </w:tabs>
-        <w:ind w:left="0" w:hanging="0"/>
-      </w:pPr>
+      <w:numFmt w:val="none"/>
+      <w:suff w:val="nothing"/>
+      <w:lvlText w:val=""/>
+      <w:lvlJc w:val="left"/>
+      <w:pPr>
+        <w:tabs>
+          <w:tab w:val="num" w:pos="0"/>
+        </w:tabs>
+        <w:ind w:left="0" w:hanging="0"/>
+      </w:pPr>
+      <w:rPr/>
     </w:lvl>
     <w:lvl w:ilvl="2">
       <w:start w:val="1"/>
@@ -965,6 +1025,7 @@
         </w:tabs>
         <w:ind w:left="0" w:hanging="0"/>
       </w:pPr>
+      <w:rPr/>
     </w:lvl>
     <w:lvl w:ilvl="3">
       <w:start w:val="1"/>
@@ -978,6 +1039,7 @@
         </w:tabs>
         <w:ind w:left="0" w:hanging="0"/>
       </w:pPr>
+      <w:rPr/>
     </w:lvl>
     <w:lvl w:ilvl="4">
       <w:start w:val="1"/>
@@ -991,6 +1053,7 @@
         </w:tabs>
         <w:ind w:left="0" w:hanging="0"/>
       </w:pPr>
+      <w:rPr/>
     </w:lvl>
     <w:lvl w:ilvl="5">
       <w:start w:val="1"/>
@@ -1004,6 +1067,7 @@
         </w:tabs>
         <w:ind w:left="0" w:hanging="0"/>
       </w:pPr>
+      <w:rPr/>
     </w:lvl>
     <w:lvl w:ilvl="6">
       <w:start w:val="1"/>
@@ -1017,6 +1081,7 @@
         </w:tabs>
         <w:ind w:left="0" w:hanging="0"/>
       </w:pPr>
+      <w:rPr/>
     </w:lvl>
     <w:lvl w:ilvl="7">
       <w:start w:val="1"/>
@@ -1030,6 +1095,7 @@
         </w:tabs>
         <w:ind w:left="0" w:hanging="0"/>
       </w:pPr>
+      <w:rPr/>
     </w:lvl>
     <w:lvl w:ilvl="8">
       <w:start w:val="1"/>
@@ -1043,6 +1109,7 @@
         </w:tabs>
         <w:ind w:left="0" w:hanging="0"/>
       </w:pPr>
+      <w:rPr/>
     </w:lvl>
   </w:abstractNum>
   <w:abstractNum w:abstractNumId="2">
@@ -1058,7 +1125,6 @@
         </w:tabs>
         <w:ind w:left="0" w:hanging="0"/>
       </w:pPr>
-      <w:rPr/>
     </w:lvl>
     <w:lvl w:ilvl="1">
       <w:start w:val="1"/>
@@ -1072,7 +1138,6 @@
         </w:tabs>
         <w:ind w:left="0" w:hanging="0"/>
       </w:pPr>
-      <w:rPr/>
     </w:lvl>
     <w:lvl w:ilvl="2">
       <w:start w:val="1"/>
@@ -1086,7 +1151,6 @@
         </w:tabs>
         <w:ind w:left="0" w:hanging="0"/>
       </w:pPr>
-      <w:rPr/>
     </w:lvl>
     <w:lvl w:ilvl="3">
       <w:start w:val="1"/>
@@ -1100,7 +1164,6 @@
         </w:tabs>
         <w:ind w:left="0" w:hanging="0"/>
       </w:pPr>
-      <w:rPr/>
     </w:lvl>
     <w:lvl w:ilvl="4">
       <w:start w:val="1"/>
@@ -1114,7 +1177,6 @@
         </w:tabs>
         <w:ind w:left="0" w:hanging="0"/>
       </w:pPr>
-      <w:rPr/>
     </w:lvl>
     <w:lvl w:ilvl="5">
       <w:start w:val="1"/>
@@ -1128,7 +1190,6 @@
         </w:tabs>
         <w:ind w:left="0" w:hanging="0"/>
       </w:pPr>
-      <w:rPr/>
     </w:lvl>
     <w:lvl w:ilvl="6">
       <w:start w:val="1"/>
@@ -1142,7 +1203,6 @@
         </w:tabs>
         <w:ind w:left="0" w:hanging="0"/>
       </w:pPr>
-      <w:rPr/>
     </w:lvl>
     <w:lvl w:ilvl="7">
       <w:start w:val="1"/>
@@ -1156,7 +1216,6 @@
         </w:tabs>
         <w:ind w:left="0" w:hanging="0"/>
       </w:pPr>
-      <w:rPr/>
     </w:lvl>
     <w:lvl w:ilvl="8">
       <w:start w:val="1"/>
@@ -1170,7 +1229,6 @@
         </w:tabs>
         <w:ind w:left="0" w:hanging="0"/>
       </w:pPr>
-      <w:rPr/>
     </w:lvl>
   </w:abstractNum>
   <w:num w:numId="1">
@@ -1227,7 +1285,7 @@
     <w:pPr>
       <w:numPr>
         <w:ilvl w:val="0"/>
-        <w:numId w:val="2"/>
+        <w:numId w:val="1"/>
       </w:numPr>
       <w:spacing w:before="240" w:after="120"/>
       <w:outlineLvl w:val="0"/>
@@ -1264,7 +1322,7 @@
     <w:pPr>
       <w:numPr>
         <w:ilvl w:val="3"/>
-        <w:numId w:val="2"/>
+        <w:numId w:val="1"/>
       </w:numPr>
       <w:spacing w:before="120" w:after="120"/>
       <w:outlineLvl w:val="3"/>

--- a/sv/doc_templates/evenement.docx
+++ b/sv/doc_templates/evenement.docx
@@ -192,6 +192,32 @@
       </w:pPr>
       <w:r>
         <w:rPr/>
+        <w:t xml:space="preserve">Date de </w:t>
+      </w:r>
+      <w:r>
+        <w:rPr/>
+        <w:t>publication</w:t>
+      </w:r>
+      <w:r>
+        <w:rPr/>
+        <w:t>: {{ object.date_</w:t>
+      </w:r>
+      <w:r>
+        <w:rPr/>
+        <w:t>publication</w:t>
+      </w:r>
+      <w:r>
+        <w:rPr/>
+        <w:t>.strftime("%Y-%m-%d %H:%M") }}</w:t>
+      </w:r>
+    </w:p>
+    <w:p>
+      <w:pPr>
+        <w:pStyle w:val="Corpsdetexte"/>
+        <w:rPr/>
+      </w:pPr>
+      <w:r>
+        <w:rPr/>
         <w:t>Créateur : {{ object.createur }}</w:t>
       </w:r>
     </w:p>
@@ -222,11 +248,7 @@
       </w:pPr>
       <w:r>
         <w:rPr/>
-        <w:t>Déclaré AC : {% if object.</w:t>
-      </w:r>
-      <w:r>
-        <w:rPr/>
-        <w:t>is_</w:t>
+        <w:t>Déclaré AC : {% if object.is_</w:t>
       </w:r>
       <w:bookmarkStart w:id="1" w:name="__DdeLink__317_2209456026"/>
       <w:r>
@@ -236,23 +258,7 @@
       <w:bookmarkEnd w:id="1"/>
       <w:r>
         <w:rPr/>
-        <w:t xml:space="preserve"> == True %} Oui {% elif object.</w:t>
-      </w:r>
-      <w:r>
-        <w:rPr/>
-        <w:t>is_</w:t>
-      </w:r>
-      <w:r>
-        <w:rPr/>
-        <w:t>ac_notified =</w:t>
-      </w:r>
-      <w:r>
-        <w:rPr/>
-        <w:t xml:space="preserve">= </w:t>
-      </w:r>
-      <w:r>
-        <w:rPr/>
-        <w:t xml:space="preserve"> False%}Non {% endif%}</w:t>
+        <w:t xml:space="preserve"> == True %} Oui {% elif object.is_ac_notified ==  False%}Non {% endif%}</w:t>
       </w:r>
     </w:p>
     <w:p>
@@ -618,7 +624,11 @@
         </w:rPr>
       </w:pPr>
       <w:r>
-        <w:rPr/>
+        <w:rPr>
+          <w:rFonts w:cs="" w:asciiTheme="minorHAnsi" w:cstheme="minorHAnsi" w:hAnsiTheme="minorHAnsi"/>
+          <w:sz w:val="20"/>
+          <w:szCs w:val="20"/>
+        </w:rPr>
       </w:r>
     </w:p>
     <w:p>

--- a/sv/doc_templates/evenement.docx
+++ b/sv/doc_templates/evenement.docx
@@ -188,27 +188,13 @@
     <w:p>
       <w:pPr>
         <w:pStyle w:val="Corpsdetexte"/>
-        <w:rPr/>
-      </w:pPr>
-      <w:r>
-        <w:rPr/>
-        <w:t xml:space="preserve">Date de </w:t>
-      </w:r>
-      <w:r>
-        <w:rPr/>
-        <w:t>publication</w:t>
-      </w:r>
-      <w:r>
-        <w:rPr/>
-        <w:t>: {{ object.date_</w:t>
-      </w:r>
-      <w:r>
-        <w:rPr/>
-        <w:t>publication</w:t>
-      </w:r>
-      <w:r>
-        <w:rPr/>
-        <w:t>.strftime("%Y-%m-%d %H:%M") }}</w:t>
+        <w:bidi w:val="0"/>
+        <w:jc w:val="left"/>
+        <w:rPr/>
+      </w:pPr>
+      <w:r>
+        <w:rPr/>
+        <w:t>Date de publication: {% if object.date_publication %}{{object.date_publication.strftime("%Y-%m-%d %H:%M") }}{% else %} - {% endif %}</w:t>
       </w:r>
     </w:p>
     <w:p>
